--- a/deliverables/out/SA_Portfolio_Report.docx
+++ b/deliverables/out/SA_Portfolio_Report.docx
@@ -7516,7 +7516,20 @@
         <w:spacing w:after="40"/>
       </w:pPr>
       <w:r>
-        <w:t xml:space="preserve">The risk-aversion slider recomputes your share in P and the complete portfolio for any A. “Ask the portfolio” answers questions from the computed results, citing the file behind each number.</w:t>
+        <w:t xml:space="preserve">It opens with a 10-question risk questionnaire that sets your risk aversion A (or skip it with A = 4). The terminal then shows your portfolio in rupees, and every figure (allocation, one-year VaR, the 15-year SIP, stress losses) recomputes when you move A or the amount.</w:t>
+      </w:r>
+    </w:p>
+    <w:p>
+      <w:pPr>
+        <w:pStyle w:val="ListParagraph"/>
+        <w:numPr>
+          <w:ilvl w:val="0"/>
+          <w:numId w:val="2"/>
+        </w:numPr>
+        <w:spacing w:after="40"/>
+      </w:pPr>
+      <w:r>
+        <w:t xml:space="preserve">“Ask the portfolio” shows saved answers; live questions use a free OpenRouter model and cite the file behind each number.</w:t>
       </w:r>
     </w:p>
     <w:p>
